--- a/FASE 2/Evidencias Grupales/2.4_GuiaEstudiante_Fase 2_DesarrolloProyecto APT.docx
+++ b/FASE 2/Evidencias Grupales/2.4_GuiaEstudiante_Fase 2_DesarrolloProyecto APT.docx
@@ -1338,7 +1338,7 @@
     <w:sdt>
       <w:sdtPr>
         <w:lock w:val="contentLocked"/>
-        <w:id w:val="-1579858636"/>
+        <w:id w:val="1811119947"/>
         <w:tag w:val="goog_rdk_0"/>
       </w:sdtPr>
       <w:sdtContent>
